--- a/hardcode movible a tablas y mejoras SOLID.docx
+++ b/hardcode movible a tablas y mejoras SOLID.docx
@@ -5,6 +5,10 @@
     <w:p>
       <w:pPr>
         <w:pStyle w:val="Heading1"/>
+        <w:numPr>
+          <w:ilvl w:val="0"/>
+          <w:numId w:val="1"/>
+        </w:numPr>
         <w:bidi w:val="0"/>
         <w:spacing w:before="0" w:after="0"/>
         <w:ind w:hanging="0" w:left="0"/>
@@ -71,7 +75,7 @@
     </w:p>
     <w:p>
       <w:pPr>
-        <w:pStyle w:val="Lneahorizontal"/>
+        <w:pStyle w:val="Lneahorizontaluser"/>
         <w:bidi w:val="0"/>
         <w:jc w:val="left"/>
         <w:rPr/>
@@ -83,6 +87,10 @@
     <w:p>
       <w:pPr>
         <w:pStyle w:val="Heading2"/>
+        <w:numPr>
+          <w:ilvl w:val="1"/>
+          <w:numId w:val="1"/>
+        </w:numPr>
         <w:bidi w:val="0"/>
         <w:ind w:hanging="0" w:left="0"/>
         <w:jc w:val="left"/>
@@ -96,6 +104,10 @@
     <w:p>
       <w:pPr>
         <w:pStyle w:val="Heading3"/>
+        <w:numPr>
+          <w:ilvl w:val="2"/>
+          <w:numId w:val="1"/>
+        </w:numPr>
         <w:bidi w:val="0"/>
         <w:ind w:hanging="0" w:left="0"/>
         <w:jc w:val="left"/>
@@ -177,8 +189,8 @@
     </w:p>
     <w:p>
       <w:pPr>
-        <w:pStyle w:val="Textopreformateado"/>
-        <w:shd w:fill="E1E1E1" w:val="clear"/>
+        <w:pStyle w:val="Textopreformateadouser"/>
+        <w:shd w:val="clear" w:fill="E1E1E1"/>
         <w:bidi w:val="0"/>
         <w:spacing w:before="0" w:after="283"/>
         <w:jc w:val="left"/>
@@ -304,6 +316,10 @@
     <w:p>
       <w:pPr>
         <w:pStyle w:val="Heading3"/>
+        <w:numPr>
+          <w:ilvl w:val="2"/>
+          <w:numId w:val="1"/>
+        </w:numPr>
         <w:bidi w:val="0"/>
         <w:ind w:hanging="0" w:left="0"/>
         <w:jc w:val="left"/>
@@ -365,7 +381,6 @@
           <w:numId w:val="2"/>
         </w:numPr>
         <w:tabs>
-          <w:tab w:val="clear" w:pos="709"/>
           <w:tab w:val="left" w:pos="709" w:leader="none"/>
         </w:tabs>
         <w:bidi w:val="0"/>
@@ -429,7 +444,6 @@
           <w:numId w:val="2"/>
         </w:numPr>
         <w:tabs>
-          <w:tab w:val="clear" w:pos="709"/>
           <w:tab w:val="left" w:pos="709" w:leader="none"/>
         </w:tabs>
         <w:bidi w:val="0"/>
@@ -487,7 +501,6 @@
           <w:numId w:val="2"/>
         </w:numPr>
         <w:tabs>
-          <w:tab w:val="clear" w:pos="709"/>
           <w:tab w:val="left" w:pos="709" w:leader="none"/>
         </w:tabs>
         <w:bidi w:val="0"/>
@@ -639,6 +652,10 @@
     <w:p>
       <w:pPr>
         <w:pStyle w:val="Heading3"/>
+        <w:numPr>
+          <w:ilvl w:val="2"/>
+          <w:numId w:val="1"/>
+        </w:numPr>
         <w:bidi w:val="0"/>
         <w:ind w:hanging="0" w:left="0"/>
         <w:jc w:val="left"/>
@@ -717,7 +734,6 @@
           <w:numId w:val="3"/>
         </w:numPr>
         <w:tabs>
-          <w:tab w:val="clear" w:pos="709"/>
           <w:tab w:val="left" w:pos="709" w:leader="none"/>
         </w:tabs>
         <w:bidi w:val="0"/>
@@ -745,7 +761,6 @@
           <w:numId w:val="3"/>
         </w:numPr>
         <w:tabs>
-          <w:tab w:val="clear" w:pos="709"/>
           <w:tab w:val="left" w:pos="709" w:leader="none"/>
         </w:tabs>
         <w:bidi w:val="0"/>
@@ -773,7 +788,6 @@
           <w:numId w:val="3"/>
         </w:numPr>
         <w:tabs>
-          <w:tab w:val="clear" w:pos="709"/>
           <w:tab w:val="left" w:pos="709" w:leader="none"/>
         </w:tabs>
         <w:bidi w:val="0"/>
@@ -910,6 +924,10 @@
     <w:p>
       <w:pPr>
         <w:pStyle w:val="Heading3"/>
+        <w:numPr>
+          <w:ilvl w:val="2"/>
+          <w:numId w:val="1"/>
+        </w:numPr>
         <w:bidi w:val="0"/>
         <w:ind w:hanging="0" w:left="0"/>
         <w:jc w:val="left"/>
@@ -1185,6 +1203,10 @@
     <w:p>
       <w:pPr>
         <w:pStyle w:val="Heading3"/>
+        <w:numPr>
+          <w:ilvl w:val="2"/>
+          <w:numId w:val="1"/>
+        </w:numPr>
         <w:bidi w:val="0"/>
         <w:ind w:hanging="0" w:left="0"/>
         <w:jc w:val="left"/>
@@ -1333,6 +1355,10 @@
     <w:p>
       <w:pPr>
         <w:pStyle w:val="Heading3"/>
+        <w:numPr>
+          <w:ilvl w:val="2"/>
+          <w:numId w:val="1"/>
+        </w:numPr>
         <w:bidi w:val="0"/>
         <w:ind w:hanging="0" w:left="0"/>
         <w:jc w:val="left"/>
@@ -1369,7 +1395,6 @@
           <w:numId w:val="4"/>
         </w:numPr>
         <w:tabs>
-          <w:tab w:val="clear" w:pos="709"/>
           <w:tab w:val="left" w:pos="709" w:leader="none"/>
         </w:tabs>
         <w:bidi w:val="0"/>
@@ -1403,7 +1428,6 @@
           <w:numId w:val="4"/>
         </w:numPr>
         <w:tabs>
-          <w:tab w:val="clear" w:pos="709"/>
           <w:tab w:val="left" w:pos="709" w:leader="none"/>
         </w:tabs>
         <w:bidi w:val="0"/>
@@ -1454,7 +1478,6 @@
           <w:numId w:val="4"/>
         </w:numPr>
         <w:tabs>
-          <w:tab w:val="clear" w:pos="709"/>
           <w:tab w:val="left" w:pos="709" w:leader="none"/>
         </w:tabs>
         <w:bidi w:val="0"/>
@@ -1492,7 +1515,6 @@
           <w:numId w:val="4"/>
         </w:numPr>
         <w:tabs>
-          <w:tab w:val="clear" w:pos="709"/>
           <w:tab w:val="left" w:pos="709" w:leader="none"/>
         </w:tabs>
         <w:bidi w:val="0"/>
@@ -1530,7 +1552,6 @@
           <w:numId w:val="4"/>
         </w:numPr>
         <w:tabs>
-          <w:tab w:val="clear" w:pos="709"/>
           <w:tab w:val="left" w:pos="709" w:leader="none"/>
         </w:tabs>
         <w:bidi w:val="0"/>
@@ -1628,6 +1649,10 @@
     <w:p>
       <w:pPr>
         <w:pStyle w:val="Heading3"/>
+        <w:numPr>
+          <w:ilvl w:val="2"/>
+          <w:numId w:val="1"/>
+        </w:numPr>
         <w:bidi w:val="0"/>
         <w:ind w:hanging="0" w:left="0"/>
         <w:jc w:val="left"/>
@@ -1705,6 +1730,10 @@
     <w:p>
       <w:pPr>
         <w:pStyle w:val="Heading3"/>
+        <w:numPr>
+          <w:ilvl w:val="2"/>
+          <w:numId w:val="1"/>
+        </w:numPr>
         <w:bidi w:val="0"/>
         <w:ind w:hanging="0" w:left="0"/>
         <w:jc w:val="left"/>
@@ -1723,7 +1752,6 @@
           <w:numId w:val="5"/>
         </w:numPr>
         <w:tabs>
-          <w:tab w:val="clear" w:pos="709"/>
           <w:tab w:val="left" w:pos="709" w:leader="none"/>
         </w:tabs>
         <w:bidi w:val="0"/>
@@ -1800,7 +1828,6 @@
           <w:numId w:val="5"/>
         </w:numPr>
         <w:tabs>
-          <w:tab w:val="clear" w:pos="709"/>
           <w:tab w:val="left" w:pos="709" w:leader="none"/>
         </w:tabs>
         <w:bidi w:val="0"/>
@@ -1897,7 +1924,6 @@
           <w:numId w:val="5"/>
         </w:numPr>
         <w:tabs>
-          <w:tab w:val="clear" w:pos="709"/>
           <w:tab w:val="left" w:pos="709" w:leader="none"/>
         </w:tabs>
         <w:bidi w:val="0"/>
@@ -1954,7 +1980,6 @@
           <w:numId w:val="5"/>
         </w:numPr>
         <w:tabs>
-          <w:tab w:val="clear" w:pos="709"/>
           <w:tab w:val="left" w:pos="709" w:leader="none"/>
         </w:tabs>
         <w:bidi w:val="0"/>
@@ -2038,7 +2063,6 @@
           <w:numId w:val="6"/>
         </w:numPr>
         <w:tabs>
-          <w:tab w:val="clear" w:pos="709"/>
           <w:tab w:val="left" w:pos="709" w:leader="none"/>
         </w:tabs>
         <w:bidi w:val="0"/>
@@ -2155,7 +2179,6 @@
           <w:numId w:val="6"/>
         </w:numPr>
         <w:tabs>
-          <w:tab w:val="clear" w:pos="709"/>
           <w:tab w:val="left" w:pos="709" w:leader="none"/>
         </w:tabs>
         <w:bidi w:val="0"/>
@@ -2240,7 +2263,7 @@
     </w:p>
     <w:p>
       <w:pPr>
-        <w:pStyle w:val="Lneahorizontal"/>
+        <w:pStyle w:val="Lneahorizontaluser"/>
         <w:bidi w:val="0"/>
         <w:jc w:val="left"/>
         <w:rPr/>
@@ -2252,6 +2275,10 @@
     <w:p>
       <w:pPr>
         <w:pStyle w:val="Heading2"/>
+        <w:numPr>
+          <w:ilvl w:val="1"/>
+          <w:numId w:val="1"/>
+        </w:numPr>
         <w:bidi w:val="0"/>
         <w:ind w:hanging="0" w:left="0"/>
         <w:jc w:val="left"/>
@@ -2265,6 +2292,10 @@
     <w:p>
       <w:pPr>
         <w:pStyle w:val="Heading3"/>
+        <w:numPr>
+          <w:ilvl w:val="2"/>
+          <w:numId w:val="1"/>
+        </w:numPr>
         <w:bidi w:val="0"/>
         <w:ind w:hanging="0" w:left="0"/>
         <w:jc w:val="left"/>
@@ -2386,6 +2417,10 @@
     <w:p>
       <w:pPr>
         <w:pStyle w:val="Heading3"/>
+        <w:numPr>
+          <w:ilvl w:val="2"/>
+          <w:numId w:val="1"/>
+        </w:numPr>
         <w:bidi w:val="0"/>
         <w:ind w:hanging="0" w:left="0"/>
         <w:jc w:val="left"/>
@@ -2551,6 +2586,10 @@
     <w:p>
       <w:pPr>
         <w:pStyle w:val="Heading3"/>
+        <w:numPr>
+          <w:ilvl w:val="2"/>
+          <w:numId w:val="1"/>
+        </w:numPr>
         <w:bidi w:val="0"/>
         <w:ind w:hanging="0" w:left="0"/>
         <w:jc w:val="left"/>
@@ -2642,6 +2681,10 @@
     <w:p>
       <w:pPr>
         <w:pStyle w:val="Heading3"/>
+        <w:numPr>
+          <w:ilvl w:val="2"/>
+          <w:numId w:val="1"/>
+        </w:numPr>
         <w:bidi w:val="0"/>
         <w:ind w:hanging="0" w:left="0"/>
         <w:jc w:val="left"/>
@@ -2723,6 +2766,10 @@
     <w:p>
       <w:pPr>
         <w:pStyle w:val="Heading3"/>
+        <w:numPr>
+          <w:ilvl w:val="2"/>
+          <w:numId w:val="1"/>
+        </w:numPr>
         <w:bidi w:val="0"/>
         <w:ind w:hanging="0" w:left="0"/>
         <w:jc w:val="left"/>
@@ -2784,6 +2831,10 @@
     <w:p>
       <w:pPr>
         <w:pStyle w:val="Heading3"/>
+        <w:numPr>
+          <w:ilvl w:val="2"/>
+          <w:numId w:val="1"/>
+        </w:numPr>
         <w:bidi w:val="0"/>
         <w:ind w:hanging="0" w:left="0"/>
         <w:jc w:val="left"/>
@@ -2845,6 +2896,10 @@
     <w:p>
       <w:pPr>
         <w:pStyle w:val="Heading3"/>
+        <w:numPr>
+          <w:ilvl w:val="2"/>
+          <w:numId w:val="1"/>
+        </w:numPr>
         <w:bidi w:val="0"/>
         <w:ind w:hanging="0" w:left="0"/>
         <w:jc w:val="left"/>
@@ -2942,6 +2997,10 @@
     <w:p>
       <w:pPr>
         <w:pStyle w:val="Heading3"/>
+        <w:numPr>
+          <w:ilvl w:val="2"/>
+          <w:numId w:val="1"/>
+        </w:numPr>
         <w:bidi w:val="0"/>
         <w:ind w:hanging="0" w:left="0"/>
         <w:jc w:val="left"/>
@@ -3007,6 +3066,10 @@
     <w:p>
       <w:pPr>
         <w:pStyle w:val="Heading3"/>
+        <w:numPr>
+          <w:ilvl w:val="2"/>
+          <w:numId w:val="1"/>
+        </w:numPr>
         <w:bidi w:val="0"/>
         <w:ind w:hanging="0" w:left="0"/>
         <w:jc w:val="left"/>
@@ -3078,6 +3141,10 @@
     <w:p>
       <w:pPr>
         <w:pStyle w:val="Heading3"/>
+        <w:numPr>
+          <w:ilvl w:val="2"/>
+          <w:numId w:val="1"/>
+        </w:numPr>
         <w:bidi w:val="0"/>
         <w:ind w:hanging="0" w:left="0"/>
         <w:jc w:val="left"/>
@@ -3096,7 +3163,6 @@
           <w:numId w:val="7"/>
         </w:numPr>
         <w:tabs>
-          <w:tab w:val="clear" w:pos="709"/>
           <w:tab w:val="left" w:pos="709" w:leader="none"/>
         </w:tabs>
         <w:bidi w:val="0"/>
@@ -3143,7 +3209,6 @@
           <w:numId w:val="7"/>
         </w:numPr>
         <w:tabs>
-          <w:tab w:val="clear" w:pos="709"/>
           <w:tab w:val="left" w:pos="709" w:leader="none"/>
         </w:tabs>
         <w:bidi w:val="0"/>
@@ -3180,7 +3245,6 @@
           <w:numId w:val="7"/>
         </w:numPr>
         <w:tabs>
-          <w:tab w:val="clear" w:pos="709"/>
           <w:tab w:val="left" w:pos="709" w:leader="none"/>
         </w:tabs>
         <w:bidi w:val="0"/>
@@ -3211,7 +3275,7 @@
     </w:p>
     <w:p>
       <w:pPr>
-        <w:pStyle w:val="Lneahorizontal"/>
+        <w:pStyle w:val="Lneahorizontaluser"/>
         <w:bidi w:val="0"/>
         <w:jc w:val="left"/>
         <w:rPr/>
@@ -3223,6 +3287,10 @@
     <w:p>
       <w:pPr>
         <w:pStyle w:val="Heading2"/>
+        <w:numPr>
+          <w:ilvl w:val="1"/>
+          <w:numId w:val="1"/>
+        </w:numPr>
         <w:bidi w:val="0"/>
         <w:ind w:hanging="0" w:left="0"/>
         <w:jc w:val="left"/>
@@ -3248,8 +3316,8 @@
       </w:tblPr>
       <w:tblGrid>
         <w:gridCol w:w="1248"/>
-        <w:gridCol w:w="6972"/>
-        <w:gridCol w:w="1752"/>
+        <w:gridCol w:w="6971"/>
+        <w:gridCol w:w="1753"/>
       </w:tblGrid>
       <w:tr>
         <w:trPr>
@@ -3266,7 +3334,7 @@
           </w:tcPr>
           <w:p>
             <w:pPr>
-              <w:pStyle w:val="Ttulodelatabla"/>
+              <w:pStyle w:val="Ttulodelatablauser"/>
               <w:bidi w:val="0"/>
               <w:jc w:val="left"/>
               <w:rPr/>
@@ -3279,7 +3347,7 @@
         </w:tc>
         <w:tc>
           <w:tcPr>
-            <w:tcW w:w="6972" w:type="dxa"/>
+            <w:tcW w:w="6971" w:type="dxa"/>
             <w:tcBorders>
               <w:top w:val="single" w:sz="4" w:space="0" w:color="000000"/>
               <w:left w:val="single" w:sz="4" w:space="0" w:color="000000"/>
@@ -3288,7 +3356,7 @@
           </w:tcPr>
           <w:p>
             <w:pPr>
-              <w:pStyle w:val="Ttulodelatabla"/>
+              <w:pStyle w:val="Ttulodelatablauser"/>
               <w:bidi w:val="0"/>
               <w:jc w:val="left"/>
               <w:rPr/>
@@ -3301,7 +3369,7 @@
         </w:tc>
         <w:tc>
           <w:tcPr>
-            <w:tcW w:w="1752" w:type="dxa"/>
+            <w:tcW w:w="1753" w:type="dxa"/>
             <w:tcBorders>
               <w:top w:val="single" w:sz="4" w:space="0" w:color="000000"/>
               <w:left w:val="single" w:sz="4" w:space="0" w:color="000000"/>
@@ -3311,7 +3379,7 @@
           </w:tcPr>
           <w:p>
             <w:pPr>
-              <w:pStyle w:val="Ttulodelatabla"/>
+              <w:pStyle w:val="Ttulodelatablauser"/>
               <w:bidi w:val="0"/>
               <w:jc w:val="left"/>
               <w:rPr/>
@@ -3335,7 +3403,7 @@
           </w:tcPr>
           <w:p>
             <w:pPr>
-              <w:pStyle w:val="Contenidodelatabla"/>
+              <w:pStyle w:val="Contenidodelatablauser"/>
               <w:bidi w:val="0"/>
               <w:jc w:val="left"/>
               <w:rPr/>
@@ -3348,7 +3416,7 @@
         </w:tc>
         <w:tc>
           <w:tcPr>
-            <w:tcW w:w="6972" w:type="dxa"/>
+            <w:tcW w:w="6971" w:type="dxa"/>
             <w:tcBorders>
               <w:left w:val="single" w:sz="4" w:space="0" w:color="000000"/>
               <w:bottom w:val="single" w:sz="4" w:space="0" w:color="000000"/>
@@ -3356,7 +3424,7 @@
           </w:tcPr>
           <w:p>
             <w:pPr>
-              <w:pStyle w:val="Contenidodelatabla"/>
+              <w:pStyle w:val="Contenidodelatablauser"/>
               <w:bidi w:val="0"/>
               <w:jc w:val="left"/>
               <w:rPr/>
@@ -3379,7 +3447,7 @@
         </w:tc>
         <w:tc>
           <w:tcPr>
-            <w:tcW w:w="1752" w:type="dxa"/>
+            <w:tcW w:w="1753" w:type="dxa"/>
             <w:tcBorders>
               <w:left w:val="single" w:sz="4" w:space="0" w:color="000000"/>
               <w:bottom w:val="single" w:sz="4" w:space="0" w:color="000000"/>
@@ -3388,7 +3456,7 @@
           </w:tcPr>
           <w:p>
             <w:pPr>
-              <w:pStyle w:val="Contenidodelatabla"/>
+              <w:pStyle w:val="Contenidodelatablauser"/>
               <w:bidi w:val="0"/>
               <w:jc w:val="left"/>
               <w:rPr/>
@@ -3412,7 +3480,7 @@
           </w:tcPr>
           <w:p>
             <w:pPr>
-              <w:pStyle w:val="Contenidodelatabla"/>
+              <w:pStyle w:val="Contenidodelatablauser"/>
               <w:bidi w:val="0"/>
               <w:jc w:val="left"/>
               <w:rPr/>
@@ -3425,7 +3493,7 @@
         </w:tc>
         <w:tc>
           <w:tcPr>
-            <w:tcW w:w="6972" w:type="dxa"/>
+            <w:tcW w:w="6971" w:type="dxa"/>
             <w:tcBorders>
               <w:left w:val="single" w:sz="4" w:space="0" w:color="000000"/>
               <w:bottom w:val="single" w:sz="4" w:space="0" w:color="000000"/>
@@ -3433,7 +3501,7 @@
           </w:tcPr>
           <w:p>
             <w:pPr>
-              <w:pStyle w:val="Contenidodelatabla"/>
+              <w:pStyle w:val="Contenidodelatablauser"/>
               <w:bidi w:val="0"/>
               <w:jc w:val="left"/>
               <w:rPr/>
@@ -3466,7 +3534,7 @@
         </w:tc>
         <w:tc>
           <w:tcPr>
-            <w:tcW w:w="1752" w:type="dxa"/>
+            <w:tcW w:w="1753" w:type="dxa"/>
             <w:tcBorders>
               <w:left w:val="single" w:sz="4" w:space="0" w:color="000000"/>
               <w:bottom w:val="single" w:sz="4" w:space="0" w:color="000000"/>
@@ -3475,7 +3543,7 @@
           </w:tcPr>
           <w:p>
             <w:pPr>
-              <w:pStyle w:val="Contenidodelatabla"/>
+              <w:pStyle w:val="Contenidodelatablauser"/>
               <w:bidi w:val="0"/>
               <w:jc w:val="left"/>
               <w:rPr/>
@@ -3499,7 +3567,7 @@
           </w:tcPr>
           <w:p>
             <w:pPr>
-              <w:pStyle w:val="Contenidodelatabla"/>
+              <w:pStyle w:val="Contenidodelatablauser"/>
               <w:bidi w:val="0"/>
               <w:jc w:val="left"/>
               <w:rPr/>
@@ -3512,7 +3580,7 @@
         </w:tc>
         <w:tc>
           <w:tcPr>
-            <w:tcW w:w="6972" w:type="dxa"/>
+            <w:tcW w:w="6971" w:type="dxa"/>
             <w:tcBorders>
               <w:left w:val="single" w:sz="4" w:space="0" w:color="000000"/>
               <w:bottom w:val="single" w:sz="4" w:space="0" w:color="000000"/>
@@ -3520,7 +3588,7 @@
           </w:tcPr>
           <w:p>
             <w:pPr>
-              <w:pStyle w:val="Contenidodelatabla"/>
+              <w:pStyle w:val="Contenidodelatablauser"/>
               <w:bidi w:val="0"/>
               <w:jc w:val="left"/>
               <w:rPr/>
@@ -3543,7 +3611,7 @@
         </w:tc>
         <w:tc>
           <w:tcPr>
-            <w:tcW w:w="1752" w:type="dxa"/>
+            <w:tcW w:w="1753" w:type="dxa"/>
             <w:tcBorders>
               <w:left w:val="single" w:sz="4" w:space="0" w:color="000000"/>
               <w:bottom w:val="single" w:sz="4" w:space="0" w:color="000000"/>
@@ -3552,7 +3620,7 @@
           </w:tcPr>
           <w:p>
             <w:pPr>
-              <w:pStyle w:val="Contenidodelatabla"/>
+              <w:pStyle w:val="Contenidodelatablauser"/>
               <w:bidi w:val="0"/>
               <w:jc w:val="left"/>
               <w:rPr/>
@@ -3576,7 +3644,7 @@
           </w:tcPr>
           <w:p>
             <w:pPr>
-              <w:pStyle w:val="Contenidodelatabla"/>
+              <w:pStyle w:val="Contenidodelatablauser"/>
               <w:bidi w:val="0"/>
               <w:jc w:val="left"/>
               <w:rPr/>
@@ -3589,7 +3657,7 @@
         </w:tc>
         <w:tc>
           <w:tcPr>
-            <w:tcW w:w="6972" w:type="dxa"/>
+            <w:tcW w:w="6971" w:type="dxa"/>
             <w:tcBorders>
               <w:left w:val="single" w:sz="4" w:space="0" w:color="000000"/>
               <w:bottom w:val="single" w:sz="4" w:space="0" w:color="000000"/>
@@ -3597,7 +3665,7 @@
           </w:tcPr>
           <w:p>
             <w:pPr>
-              <w:pStyle w:val="Contenidodelatabla"/>
+              <w:pStyle w:val="Contenidodelatablauser"/>
               <w:bidi w:val="0"/>
               <w:jc w:val="left"/>
               <w:rPr/>
@@ -3636,7 +3704,7 @@
         </w:tc>
         <w:tc>
           <w:tcPr>
-            <w:tcW w:w="1752" w:type="dxa"/>
+            <w:tcW w:w="1753" w:type="dxa"/>
             <w:tcBorders>
               <w:left w:val="single" w:sz="4" w:space="0" w:color="000000"/>
               <w:bottom w:val="single" w:sz="4" w:space="0" w:color="000000"/>
@@ -3645,7 +3713,7 @@
           </w:tcPr>
           <w:p>
             <w:pPr>
-              <w:pStyle w:val="Contenidodelatabla"/>
+              <w:pStyle w:val="Contenidodelatablauser"/>
               <w:bidi w:val="0"/>
               <w:jc w:val="left"/>
               <w:rPr/>
@@ -3669,7 +3737,7 @@
           </w:tcPr>
           <w:p>
             <w:pPr>
-              <w:pStyle w:val="Contenidodelatabla"/>
+              <w:pStyle w:val="Contenidodelatablauser"/>
               <w:bidi w:val="0"/>
               <w:jc w:val="left"/>
               <w:rPr/>
@@ -3682,7 +3750,7 @@
         </w:tc>
         <w:tc>
           <w:tcPr>
-            <w:tcW w:w="6972" w:type="dxa"/>
+            <w:tcW w:w="6971" w:type="dxa"/>
             <w:tcBorders>
               <w:left w:val="single" w:sz="4" w:space="0" w:color="000000"/>
               <w:bottom w:val="single" w:sz="4" w:space="0" w:color="000000"/>
@@ -3690,7 +3758,7 @@
           </w:tcPr>
           <w:p>
             <w:pPr>
-              <w:pStyle w:val="Contenidodelatabla"/>
+              <w:pStyle w:val="Contenidodelatablauser"/>
               <w:bidi w:val="0"/>
               <w:jc w:val="left"/>
               <w:rPr/>
@@ -3719,7 +3787,7 @@
         </w:tc>
         <w:tc>
           <w:tcPr>
-            <w:tcW w:w="1752" w:type="dxa"/>
+            <w:tcW w:w="1753" w:type="dxa"/>
             <w:tcBorders>
               <w:left w:val="single" w:sz="4" w:space="0" w:color="000000"/>
               <w:bottom w:val="single" w:sz="4" w:space="0" w:color="000000"/>
@@ -3728,7 +3796,7 @@
           </w:tcPr>
           <w:p>
             <w:pPr>
-              <w:pStyle w:val="Contenidodelatabla"/>
+              <w:pStyle w:val="Contenidodelatablauser"/>
               <w:bidi w:val="0"/>
               <w:jc w:val="left"/>
               <w:rPr/>
@@ -3752,7 +3820,7 @@
           </w:tcPr>
           <w:p>
             <w:pPr>
-              <w:pStyle w:val="Contenidodelatabla"/>
+              <w:pStyle w:val="Contenidodelatablauser"/>
               <w:bidi w:val="0"/>
               <w:jc w:val="left"/>
               <w:rPr/>
@@ -3765,7 +3833,7 @@
         </w:tc>
         <w:tc>
           <w:tcPr>
-            <w:tcW w:w="6972" w:type="dxa"/>
+            <w:tcW w:w="6971" w:type="dxa"/>
             <w:tcBorders>
               <w:left w:val="single" w:sz="4" w:space="0" w:color="000000"/>
               <w:bottom w:val="single" w:sz="4" w:space="0" w:color="000000"/>
@@ -3773,7 +3841,7 @@
           </w:tcPr>
           <w:p>
             <w:pPr>
-              <w:pStyle w:val="Contenidodelatabla"/>
+              <w:pStyle w:val="Contenidodelatablauser"/>
               <w:bidi w:val="0"/>
               <w:jc w:val="left"/>
               <w:rPr/>
@@ -3792,7 +3860,7 @@
         </w:tc>
         <w:tc>
           <w:tcPr>
-            <w:tcW w:w="1752" w:type="dxa"/>
+            <w:tcW w:w="1753" w:type="dxa"/>
             <w:tcBorders>
               <w:left w:val="single" w:sz="4" w:space="0" w:color="000000"/>
               <w:bottom w:val="single" w:sz="4" w:space="0" w:color="000000"/>
@@ -3801,7 +3869,7 @@
           </w:tcPr>
           <w:p>
             <w:pPr>
-              <w:pStyle w:val="Contenidodelatabla"/>
+              <w:pStyle w:val="Contenidodelatablauser"/>
               <w:bidi w:val="0"/>
               <w:jc w:val="left"/>
               <w:rPr/>
@@ -3825,7 +3893,7 @@
           </w:tcPr>
           <w:p>
             <w:pPr>
-              <w:pStyle w:val="Contenidodelatabla"/>
+              <w:pStyle w:val="Contenidodelatablauser"/>
               <w:bidi w:val="0"/>
               <w:jc w:val="left"/>
               <w:rPr/>
@@ -3838,7 +3906,7 @@
         </w:tc>
         <w:tc>
           <w:tcPr>
-            <w:tcW w:w="6972" w:type="dxa"/>
+            <w:tcW w:w="6971" w:type="dxa"/>
             <w:tcBorders>
               <w:left w:val="single" w:sz="4" w:space="0" w:color="000000"/>
               <w:bottom w:val="single" w:sz="4" w:space="0" w:color="000000"/>
@@ -3846,7 +3914,7 @@
           </w:tcPr>
           <w:p>
             <w:pPr>
-              <w:pStyle w:val="Contenidodelatabla"/>
+              <w:pStyle w:val="Contenidodelatablauser"/>
               <w:bidi w:val="0"/>
               <w:jc w:val="left"/>
               <w:rPr/>
@@ -3879,7 +3947,7 @@
         </w:tc>
         <w:tc>
           <w:tcPr>
-            <w:tcW w:w="1752" w:type="dxa"/>
+            <w:tcW w:w="1753" w:type="dxa"/>
             <w:tcBorders>
               <w:left w:val="single" w:sz="4" w:space="0" w:color="000000"/>
               <w:bottom w:val="single" w:sz="4" w:space="0" w:color="000000"/>
@@ -3888,7 +3956,7 @@
           </w:tcPr>
           <w:p>
             <w:pPr>
-              <w:pStyle w:val="Contenidodelatabla"/>
+              <w:pStyle w:val="Contenidodelatablauser"/>
               <w:bidi w:val="0"/>
               <w:jc w:val="left"/>
               <w:rPr/>
@@ -3912,7 +3980,7 @@
           </w:tcPr>
           <w:p>
             <w:pPr>
-              <w:pStyle w:val="Contenidodelatabla"/>
+              <w:pStyle w:val="Contenidodelatablauser"/>
               <w:bidi w:val="0"/>
               <w:jc w:val="left"/>
               <w:rPr/>
@@ -3925,7 +3993,7 @@
         </w:tc>
         <w:tc>
           <w:tcPr>
-            <w:tcW w:w="6972" w:type="dxa"/>
+            <w:tcW w:w="6971" w:type="dxa"/>
             <w:tcBorders>
               <w:left w:val="single" w:sz="4" w:space="0" w:color="000000"/>
               <w:bottom w:val="single" w:sz="4" w:space="0" w:color="000000"/>
@@ -3933,7 +4001,7 @@
           </w:tcPr>
           <w:p>
             <w:pPr>
-              <w:pStyle w:val="Contenidodelatabla"/>
+              <w:pStyle w:val="Contenidodelatablauser"/>
               <w:bidi w:val="0"/>
               <w:jc w:val="left"/>
               <w:rPr/>
@@ -3946,7 +4014,7 @@
         </w:tc>
         <w:tc>
           <w:tcPr>
-            <w:tcW w:w="1752" w:type="dxa"/>
+            <w:tcW w:w="1753" w:type="dxa"/>
             <w:tcBorders>
               <w:left w:val="single" w:sz="4" w:space="0" w:color="000000"/>
               <w:bottom w:val="single" w:sz="4" w:space="0" w:color="000000"/>
@@ -3955,7 +4023,7 @@
           </w:tcPr>
           <w:p>
             <w:pPr>
-              <w:pStyle w:val="Contenidodelatabla"/>
+              <w:pStyle w:val="Contenidodelatablauser"/>
               <w:bidi w:val="0"/>
               <w:jc w:val="left"/>
               <w:rPr/>
@@ -4030,6 +4098,7 @@
       <w:pPr>
         <w:pStyle w:val="BodyText"/>
         <w:bidi w:val="0"/>
+        <w:spacing w:before="0" w:after="140"/>
         <w:jc w:val="left"/>
         <w:rPr/>
       </w:pPr>
@@ -4050,7 +4119,7 @@
     </w:p>
     <w:p>
       <w:pPr>
-        <w:pStyle w:val="Lneahorizontal"/>
+        <w:pStyle w:val="Lneahorizontaluser"/>
         <w:bidi w:val="0"/>
         <w:jc w:val="left"/>
         <w:rPr/>
@@ -4062,6 +4131,10 @@
     <w:p>
       <w:pPr>
         <w:pStyle w:val="Heading2"/>
+        <w:numPr>
+          <w:ilvl w:val="1"/>
+          <w:numId w:val="1"/>
+        </w:numPr>
         <w:bidi w:val="0"/>
         <w:ind w:hanging="0" w:left="0"/>
         <w:jc w:val="left"/>
@@ -4079,6 +4152,10 @@
     <w:p>
       <w:pPr>
         <w:pStyle w:val="Heading3"/>
+        <w:numPr>
+          <w:ilvl w:val="2"/>
+          <w:numId w:val="1"/>
+        </w:numPr>
         <w:bidi w:val="0"/>
         <w:ind w:hanging="0" w:left="0"/>
         <w:jc w:val="left"/>
@@ -4107,7 +4184,6 @@
           <w:numId w:val="8"/>
         </w:numPr>
         <w:tabs>
-          <w:tab w:val="clear" w:pos="709"/>
           <w:tab w:val="left" w:pos="709" w:leader="none"/>
         </w:tabs>
         <w:bidi w:val="0"/>
@@ -4138,7 +4214,6 @@
           <w:numId w:val="8"/>
         </w:numPr>
         <w:tabs>
-          <w:tab w:val="clear" w:pos="709"/>
           <w:tab w:val="left" w:pos="709" w:leader="none"/>
         </w:tabs>
         <w:bidi w:val="0"/>
@@ -4191,7 +4266,6 @@
           <w:numId w:val="8"/>
         </w:numPr>
         <w:tabs>
-          <w:tab w:val="clear" w:pos="709"/>
           <w:tab w:val="left" w:pos="709" w:leader="none"/>
         </w:tabs>
         <w:bidi w:val="0"/>
@@ -4224,7 +4298,6 @@
           <w:numId w:val="8"/>
         </w:numPr>
         <w:tabs>
-          <w:tab w:val="clear" w:pos="709"/>
           <w:tab w:val="left" w:pos="709" w:leader="none"/>
         </w:tabs>
         <w:bidi w:val="0"/>
@@ -4267,7 +4340,6 @@
           <w:numId w:val="8"/>
         </w:numPr>
         <w:tabs>
-          <w:tab w:val="clear" w:pos="709"/>
           <w:tab w:val="left" w:pos="709" w:leader="none"/>
         </w:tabs>
         <w:bidi w:val="0"/>
@@ -4323,7 +4395,6 @@
           <w:numId w:val="9"/>
         </w:numPr>
         <w:tabs>
-          <w:tab w:val="clear" w:pos="709"/>
           <w:tab w:val="left" w:pos="709" w:leader="none"/>
         </w:tabs>
         <w:bidi w:val="0"/>
@@ -4370,7 +4441,6 @@
           <w:numId w:val="9"/>
         </w:numPr>
         <w:tabs>
-          <w:tab w:val="clear" w:pos="709"/>
           <w:tab w:val="left" w:pos="709" w:leader="none"/>
         </w:tabs>
         <w:bidi w:val="0"/>
@@ -4466,7 +4536,6 @@
           <w:numId w:val="10"/>
         </w:numPr>
         <w:tabs>
-          <w:tab w:val="clear" w:pos="709"/>
           <w:tab w:val="left" w:pos="709" w:leader="none"/>
         </w:tabs>
         <w:bidi w:val="0"/>
@@ -4530,7 +4599,6 @@
           <w:numId w:val="11"/>
         </w:numPr>
         <w:tabs>
-          <w:tab w:val="clear" w:pos="709"/>
           <w:tab w:val="left" w:pos="709" w:leader="none"/>
         </w:tabs>
         <w:bidi w:val="0"/>
@@ -4594,7 +4662,6 @@
           <w:numId w:val="12"/>
         </w:numPr>
         <w:tabs>
-          <w:tab w:val="clear" w:pos="709"/>
           <w:tab w:val="left" w:pos="709" w:leader="none"/>
         </w:tabs>
         <w:bidi w:val="0"/>
@@ -4652,7 +4719,6 @@
           <w:numId w:val="13"/>
         </w:numPr>
         <w:tabs>
-          <w:tab w:val="clear" w:pos="709"/>
           <w:tab w:val="left" w:pos="709" w:leader="none"/>
         </w:tabs>
         <w:bidi w:val="0"/>
@@ -4689,7 +4755,7 @@
     </w:p>
     <w:p>
       <w:pPr>
-        <w:pStyle w:val="Lneahorizontal"/>
+        <w:pStyle w:val="Lneahorizontaluser"/>
         <w:bidi w:val="0"/>
         <w:jc w:val="left"/>
         <w:rPr/>
@@ -4701,6 +4767,10 @@
     <w:p>
       <w:pPr>
         <w:pStyle w:val="Heading2"/>
+        <w:numPr>
+          <w:ilvl w:val="1"/>
+          <w:numId w:val="1"/>
+        </w:numPr>
         <w:bidi w:val="0"/>
         <w:ind w:hanging="0" w:left="0"/>
         <w:jc w:val="left"/>
@@ -4723,7 +4793,6 @@
           <w:numId w:val="14"/>
         </w:numPr>
         <w:tabs>
-          <w:tab w:val="clear" w:pos="709"/>
           <w:tab w:val="left" w:pos="709" w:leader="none"/>
         </w:tabs>
         <w:bidi w:val="0"/>
@@ -4756,7 +4825,6 @@
           <w:numId w:val="14"/>
         </w:numPr>
         <w:tabs>
-          <w:tab w:val="clear" w:pos="709"/>
           <w:tab w:val="left" w:pos="709" w:leader="none"/>
         </w:tabs>
         <w:bidi w:val="0"/>
@@ -4783,7 +4851,6 @@
           <w:numId w:val="14"/>
         </w:numPr>
         <w:tabs>
-          <w:tab w:val="clear" w:pos="709"/>
           <w:tab w:val="left" w:pos="709" w:leader="none"/>
         </w:tabs>
         <w:bidi w:val="0"/>
@@ -4852,6 +4919,7 @@
       <w:pPr>
         <w:pStyle w:val="BodyText"/>
         <w:bidi w:val="0"/>
+        <w:spacing w:before="0" w:after="140"/>
         <w:jc w:val="left"/>
         <w:rPr/>
       </w:pPr>
@@ -4872,7 +4940,7 @@
     </w:p>
     <w:p>
       <w:pPr>
-        <w:pStyle w:val="Citaenbloque"/>
+        <w:pStyle w:val="Citaenbloqueuser"/>
         <w:bidi w:val="0"/>
         <w:jc w:val="left"/>
         <w:rPr/>
@@ -4925,6 +4993,10 @@
     <w:p>
       <w:pPr>
         <w:pStyle w:val="Heading2"/>
+        <w:numPr>
+          <w:ilvl w:val="1"/>
+          <w:numId w:val="1"/>
+        </w:numPr>
         <w:bidi w:val="0"/>
         <w:ind w:hanging="0" w:left="0"/>
         <w:jc w:val="left"/>
@@ -5041,7 +5113,6 @@
           <w:numId w:val="15"/>
         </w:numPr>
         <w:tabs>
-          <w:tab w:val="clear" w:pos="709"/>
           <w:tab w:val="left" w:pos="709" w:leader="none"/>
         </w:tabs>
         <w:bidi w:val="0"/>
@@ -5319,6 +5390,10 @@
     <w:p>
       <w:pPr>
         <w:pStyle w:val="Heading2"/>
+        <w:numPr>
+          <w:ilvl w:val="1"/>
+          <w:numId w:val="1"/>
+        </w:numPr>
         <w:bidi w:val="0"/>
         <w:ind w:hanging="0" w:left="0"/>
         <w:jc w:val="left"/>
@@ -5337,7 +5412,6 @@
           <w:numId w:val="16"/>
         </w:numPr>
         <w:tabs>
-          <w:tab w:val="clear" w:pos="709"/>
           <w:tab w:val="left" w:pos="709" w:leader="none"/>
         </w:tabs>
         <w:bidi w:val="0"/>
@@ -5378,7 +5452,6 @@
           <w:numId w:val="16"/>
         </w:numPr>
         <w:tabs>
-          <w:tab w:val="clear" w:pos="709"/>
           <w:tab w:val="left" w:pos="709" w:leader="none"/>
         </w:tabs>
         <w:bidi w:val="0"/>
@@ -5443,7 +5516,6 @@
           <w:numId w:val="16"/>
         </w:numPr>
         <w:tabs>
-          <w:tab w:val="clear" w:pos="709"/>
           <w:tab w:val="left" w:pos="709" w:leader="none"/>
         </w:tabs>
         <w:bidi w:val="0"/>
@@ -5538,7 +5610,6 @@
           <w:numId w:val="16"/>
         </w:numPr>
         <w:tabs>
-          <w:tab w:val="clear" w:pos="709"/>
           <w:tab w:val="left" w:pos="709" w:leader="none"/>
         </w:tabs>
         <w:bidi w:val="0"/>
@@ -5583,7 +5654,6 @@
           <w:numId w:val="16"/>
         </w:numPr>
         <w:tabs>
-          <w:tab w:val="clear" w:pos="709"/>
           <w:tab w:val="left" w:pos="709" w:leader="none"/>
         </w:tabs>
         <w:bidi w:val="0"/>
@@ -5629,8 +5699,8 @@
     </w:p>
     <w:p>
       <w:pPr>
-        <w:pStyle w:val="Textopreformateado"/>
-        <w:shd w:fill="E1E1E1" w:val="clear"/>
+        <w:pStyle w:val="Textopreformateadouser"/>
+        <w:shd w:val="clear" w:fill="E1E1E1"/>
         <w:bidi w:val="0"/>
         <w:spacing w:before="0" w:after="283"/>
         <w:jc w:val="left"/>
@@ -5712,6 +5782,502 @@
       <w:r>
         <w:rPr/>
         <w:t>No encontré en los documentos del repo una lista con "tarea 7" y "tarea 8" explícitas (viene de nuestra conversación anterior, que ya se compactó). Para no trabajar sobre lo incorrecto, ¿a qué te refieres exactamente con "tareas 7 y 8"?</w:t>
+      </w:r>
+    </w:p>
+    <w:p>
+      <w:pPr>
+        <w:pStyle w:val="BodyText"/>
+        <w:bidi w:val="0"/>
+        <w:spacing w:before="0" w:after="140"/>
+        <w:jc w:val="left"/>
+        <w:rPr/>
+      </w:pPr>
+      <w:r>
+        <w:rPr/>
+      </w:r>
+    </w:p>
+    <w:p>
+      <w:pPr>
+        <w:pStyle w:val="BodyText"/>
+        <w:rPr/>
+      </w:pPr>
+      <w:r>
+        <w:rPr/>
+        <w:t>Listo — compilación correcta con 0 errores y la migración de roles cerrada.</w:t>
+      </w:r>
+    </w:p>
+    <w:p>
+      <w:pPr>
+        <w:pStyle w:val="BodyText"/>
+        <w:rPr/>
+      </w:pPr>
+      <w:r>
+        <w:rPr>
+          <w:b/>
+        </w:rPr>
+        <w:t>Qué se hizo en esta continuación:</w:t>
+      </w:r>
+    </w:p>
+    <w:p>
+      <w:pPr>
+        <w:pStyle w:val="BodyText"/>
+        <w:numPr>
+          <w:ilvl w:val="0"/>
+          <w:numId w:val="17"/>
+        </w:numPr>
+        <w:tabs>
+          <w:tab w:val="clear" w:pos="709"/>
+          <w:tab w:val="left" w:pos="0" w:leader="none"/>
+        </w:tabs>
+        <w:ind w:hanging="283" w:left="709"/>
+        <w:rPr/>
+      </w:pPr>
+      <w:r>
+        <w:rPr/>
+        <w:t xml:space="preserve">Se corrigió el error </w:t>
+      </w:r>
+      <w:r>
+        <w:rPr>
+          <w:rFonts w:ascii="Liberation Mono" w:hAnsi="Liberation Mono"/>
+        </w:rPr>
+        <w:t>CS0103: 'Roles' no existe</w:t>
+      </w:r>
+      <w:r>
+        <w:rPr/>
+        <w:t xml:space="preserve"> en </w:t>
+      </w:r>
+      <w:r>
+        <w:rPr>
+          <w:rFonts w:ascii="Liberation Mono" w:hAnsi="Liberation Mono"/>
+        </w:rPr>
+        <w:t>Proveedores.razor.cs</w:t>
+      </w:r>
+      <w:r>
+        <w:rPr/>
+        <w:t xml:space="preserve"> agregando </w:t>
+      </w:r>
+      <w:r>
+        <w:rPr>
+          <w:rFonts w:ascii="Liberation Mono" w:hAnsi="Liberation Mono"/>
+        </w:rPr>
+        <w:t>using OilsMexico.Domain.Services;</w:t>
+      </w:r>
+      <w:r>
+        <w:rPr/>
+        <w:t xml:space="preserve"> (ese era el único pendiente que rompía el build).</w:t>
+      </w:r>
+    </w:p>
+    <w:p>
+      <w:pPr>
+        <w:pStyle w:val="BodyText"/>
+        <w:numPr>
+          <w:ilvl w:val="0"/>
+          <w:numId w:val="17"/>
+        </w:numPr>
+        <w:tabs>
+          <w:tab w:val="clear" w:pos="709"/>
+          <w:tab w:val="left" w:pos="0" w:leader="none"/>
+        </w:tabs>
+        <w:ind w:hanging="283" w:left="709"/>
+        <w:rPr/>
+      </w:pPr>
+      <w:r>
+        <w:rPr/>
+        <w:t xml:space="preserve">Se migraron los últimos literales </w:t>
+      </w:r>
+      <w:r>
+        <w:rPr>
+          <w:rFonts w:ascii="Liberation Mono" w:hAnsi="Liberation Mono"/>
+        </w:rPr>
+        <w:t>"Admin" / "Vendedor" / "Almacen" / "Conta"</w:t>
+      </w:r>
+      <w:r>
+        <w:rPr/>
+        <w:t xml:space="preserve"> a las constantes </w:t>
+      </w:r>
+      <w:r>
+        <w:rPr>
+          <w:rFonts w:ascii="Liberation Mono" w:hAnsi="Liberation Mono"/>
+        </w:rPr>
+        <w:t>Roles.*</w:t>
+      </w:r>
+      <w:r>
+        <w:rPr/>
+        <w:t xml:space="preserve"> en: </w:t>
+      </w:r>
+      <w:r>
+        <w:rPr>
+          <w:rFonts w:ascii="Liberation Mono" w:hAnsi="Liberation Mono"/>
+        </w:rPr>
+        <w:t>SesionDtos.cs</w:t>
+      </w:r>
+      <w:r>
+        <w:rPr/>
+        <w:t xml:space="preserve">, </w:t>
+      </w:r>
+      <w:r>
+        <w:rPr>
+          <w:rFonts w:ascii="Liberation Mono" w:hAnsi="Liberation Mono"/>
+        </w:rPr>
+        <w:t>Usuario.cs</w:t>
+      </w:r>
+      <w:r>
+        <w:rPr/>
+        <w:t xml:space="preserve"> (default </w:t>
+      </w:r>
+      <w:r>
+        <w:rPr>
+          <w:rFonts w:ascii="Liberation Mono" w:hAnsi="Liberation Mono"/>
+        </w:rPr>
+        <w:t>Rol</w:t>
+      </w:r>
+      <w:r>
+        <w:rPr/>
+        <w:t xml:space="preserve">), </w:t>
+      </w:r>
+      <w:r>
+        <w:rPr>
+          <w:rFonts w:ascii="Liberation Mono" w:hAnsi="Liberation Mono"/>
+        </w:rPr>
+        <w:t>SeedData.cs</w:t>
+      </w:r>
+      <w:r>
+        <w:rPr/>
+        <w:t xml:space="preserve"> (comparación y </w:t>
+      </w:r>
+      <w:r>
+        <w:rPr>
+          <w:rFonts w:ascii="Liberation Mono" w:hAnsi="Liberation Mono"/>
+        </w:rPr>
+        <w:t>Rol</w:t>
+      </w:r>
+      <w:r>
+        <w:rPr/>
+        <w:t xml:space="preserve"> de seeds), </w:t>
+      </w:r>
+      <w:r>
+        <w:rPr>
+          <w:rFonts w:ascii="Liberation Mono" w:hAnsi="Liberation Mono"/>
+        </w:rPr>
+        <w:t>Almacen.razor</w:t>
+      </w:r>
+      <w:r>
+        <w:rPr/>
+        <w:t xml:space="preserve">, </w:t>
+      </w:r>
+      <w:r>
+        <w:rPr>
+          <w:rFonts w:ascii="Liberation Mono" w:hAnsi="Liberation Mono"/>
+        </w:rPr>
+        <w:t>DatosSucursal.razor.cs</w:t>
+      </w:r>
+      <w:r>
+        <w:rPr/>
+        <w:t xml:space="preserve">, </w:t>
+      </w:r>
+      <w:r>
+        <w:rPr>
+          <w:rFonts w:ascii="Liberation Mono" w:hAnsi="Liberation Mono"/>
+        </w:rPr>
+        <w:t>Sepomex.razor</w:t>
+      </w:r>
+      <w:r>
+        <w:rPr/>
+        <w:t xml:space="preserve">, </w:t>
+      </w:r>
+      <w:r>
+        <w:rPr>
+          <w:rFonts w:ascii="Liberation Mono" w:hAnsi="Liberation Mono"/>
+        </w:rPr>
+        <w:t>Ticket.razor</w:t>
+      </w:r>
+      <w:r>
+        <w:rPr/>
+        <w:t xml:space="preserve">, </w:t>
+      </w:r>
+      <w:r>
+        <w:rPr>
+          <w:rFonts w:ascii="Liberation Mono" w:hAnsi="Liberation Mono"/>
+        </w:rPr>
+        <w:t>VentasPOS.razor.cs</w:t>
+      </w:r>
+      <w:r>
+        <w:rPr/>
+        <w:t xml:space="preserve">, </w:t>
+      </w:r>
+      <w:r>
+        <w:rPr>
+          <w:rFonts w:ascii="Liberation Mono" w:hAnsi="Liberation Mono"/>
+        </w:rPr>
+        <w:t>Home.razor</w:t>
+      </w:r>
+      <w:r>
+        <w:rPr/>
+        <w:t xml:space="preserve"> y </w:t>
+      </w:r>
+      <w:r>
+        <w:rPr>
+          <w:rFonts w:ascii="Liberation Mono" w:hAnsi="Liberation Mono"/>
+        </w:rPr>
+        <w:t>DireccionSepomex.razor</w:t>
+      </w:r>
+      <w:r>
+        <w:rPr/>
+        <w:t>.</w:t>
+      </w:r>
+    </w:p>
+    <w:p>
+      <w:pPr>
+        <w:pStyle w:val="BodyText"/>
+        <w:numPr>
+          <w:ilvl w:val="0"/>
+          <w:numId w:val="17"/>
+        </w:numPr>
+        <w:tabs>
+          <w:tab w:val="clear" w:pos="709"/>
+          <w:tab w:val="left" w:pos="0" w:leader="none"/>
+        </w:tabs>
+        <w:ind w:hanging="283" w:left="709"/>
+        <w:rPr/>
+      </w:pPr>
+      <w:r>
+        <w:rPr/>
+        <w:t xml:space="preserve">Se revirtieron dos daños colaterales del reemplazo masivo: </w:t>
+      </w:r>
+      <w:r>
+        <w:rPr>
+          <w:rFonts w:ascii="Liberation Mono" w:hAnsi="Liberation Mono"/>
+        </w:rPr>
+        <w:t>value="@Roles.Admin"</w:t>
+      </w:r>
+      <w:r>
+        <w:rPr/>
+        <w:t xml:space="preserve"> en </w:t>
+      </w:r>
+      <w:r>
+        <w:rPr>
+          <w:rFonts w:ascii="Liberation Mono" w:hAnsi="Liberation Mono"/>
+        </w:rPr>
+        <w:t>Usuarios.razor</w:t>
+      </w:r>
+      <w:r>
+        <w:rPr/>
+        <w:t xml:space="preserve"> (debe ser literal, es el valor POST del </w:t>
+      </w:r>
+      <w:r>
+        <w:rPr>
+          <w:rFonts w:ascii="Liberation Mono" w:hAnsi="Liberation Mono"/>
+        </w:rPr>
+        <w:t>&lt;option&gt;</w:t>
+      </w:r>
+      <w:r>
+        <w:rPr/>
+        <w:t xml:space="preserve">) y </w:t>
+      </w:r>
+      <w:r>
+        <w:rPr>
+          <w:rFonts w:ascii="Liberation Mono" w:hAnsi="Liberation Mono"/>
+        </w:rPr>
+        <w:t>Nombre = Roles.*</w:t>
+      </w:r>
+      <w:r>
+        <w:rPr/>
+        <w:t xml:space="preserve"> en </w:t>
+      </w:r>
+      <w:r>
+        <w:rPr>
+          <w:rFonts w:ascii="Liberation Mono" w:hAnsi="Liberation Mono"/>
+        </w:rPr>
+        <w:t>SeedData.cs</w:t>
+      </w:r>
+      <w:r>
+        <w:rPr/>
+        <w:t xml:space="preserve"> (son nombres de persona, no roles).</w:t>
+      </w:r>
+    </w:p>
+    <w:p>
+      <w:pPr>
+        <w:pStyle w:val="BodyText"/>
+        <w:numPr>
+          <w:ilvl w:val="0"/>
+          <w:numId w:val="17"/>
+        </w:numPr>
+        <w:tabs>
+          <w:tab w:val="clear" w:pos="709"/>
+          <w:tab w:val="left" w:pos="0" w:leader="none"/>
+        </w:tabs>
+        <w:ind w:hanging="283" w:left="709"/>
+        <w:rPr/>
+      </w:pPr>
+      <w:r>
+        <w:rPr/>
+        <w:t xml:space="preserve">Verificación: </w:t>
+      </w:r>
+      <w:r>
+        <w:rPr>
+          <w:rFonts w:ascii="Liberation Mono" w:hAnsi="Liberation Mono"/>
+        </w:rPr>
+        <w:t>dotnet build</w:t>
+      </w:r>
+      <w:r>
+        <w:rPr/>
+        <w:t xml:space="preserve"> → </w:t>
+      </w:r>
+      <w:r>
+        <w:rPr>
+          <w:b/>
+        </w:rPr>
+        <w:t>0 errores, 18 warnings</w:t>
+      </w:r>
+      <w:r>
+        <w:rPr/>
+        <w:t xml:space="preserve"> (todos preexistentes: CA1416 QR, CS0628, CS8602, EF1002, CS0414). Búsqueda final confirma que solo quedan menciones en comentarios XML-doc y la clave minúscula </w:t>
+      </w:r>
+      <w:r>
+        <w:rPr>
+          <w:rFonts w:ascii="Liberation Mono" w:hAnsi="Liberation Mono"/>
+        </w:rPr>
+        <w:t>"almacen"</w:t>
+      </w:r>
+      <w:r>
+        <w:rPr/>
+        <w:t xml:space="preserve"> de grupos del NavMenu (no es rol, es llave de UI).</w:t>
+      </w:r>
+    </w:p>
+    <w:p>
+      <w:pPr>
+        <w:pStyle w:val="BodyText"/>
+        <w:rPr/>
+      </w:pPr>
+      <w:r>
+        <w:rPr>
+          <w:b/>
+        </w:rPr>
+        <w:t>Archivos tocados en esta sesión:</w:t>
+      </w:r>
+      <w:r>
+        <w:rPr/>
+        <w:t xml:space="preserve"> </w:t>
+      </w:r>
+      <w:r>
+        <w:rPr>
+          <w:rFonts w:ascii="Liberation Mono" w:hAnsi="Liberation Mono"/>
+        </w:rPr>
+        <w:t>Proveedores.razor.cs</w:t>
+      </w:r>
+      <w:r>
+        <w:rPr/>
+        <w:t xml:space="preserve"> (using), </w:t>
+      </w:r>
+      <w:r>
+        <w:rPr>
+          <w:rFonts w:ascii="Liberation Mono" w:hAnsi="Liberation Mono"/>
+        </w:rPr>
+        <w:t>SesionDtos.cs</w:t>
+      </w:r>
+      <w:r>
+        <w:rPr/>
+        <w:t xml:space="preserve">, </w:t>
+      </w:r>
+      <w:r>
+        <w:rPr>
+          <w:rFonts w:ascii="Liberation Mono" w:hAnsi="Liberation Mono"/>
+        </w:rPr>
+        <w:t>Usuario.cs</w:t>
+      </w:r>
+      <w:r>
+        <w:rPr/>
+        <w:t xml:space="preserve">, </w:t>
+      </w:r>
+      <w:r>
+        <w:rPr>
+          <w:rFonts w:ascii="Liberation Mono" w:hAnsi="Liberation Mono"/>
+        </w:rPr>
+        <w:t>SeedData.cs</w:t>
+      </w:r>
+      <w:r>
+        <w:rPr/>
+        <w:t xml:space="preserve">, </w:t>
+      </w:r>
+      <w:r>
+        <w:rPr>
+          <w:rFonts w:ascii="Liberation Mono" w:hAnsi="Liberation Mono"/>
+        </w:rPr>
+        <w:t>Almacen.razor</w:t>
+      </w:r>
+      <w:r>
+        <w:rPr/>
+        <w:t xml:space="preserve">, </w:t>
+      </w:r>
+      <w:r>
+        <w:rPr>
+          <w:rFonts w:ascii="Liberation Mono" w:hAnsi="Liberation Mono"/>
+        </w:rPr>
+        <w:t>DatosSucursal.razor.cs</w:t>
+      </w:r>
+      <w:r>
+        <w:rPr/>
+        <w:t xml:space="preserve">, </w:t>
+      </w:r>
+      <w:r>
+        <w:rPr>
+          <w:rFonts w:ascii="Liberation Mono" w:hAnsi="Liberation Mono"/>
+        </w:rPr>
+        <w:t>Sepomex.razor</w:t>
+      </w:r>
+      <w:r>
+        <w:rPr/>
+        <w:t xml:space="preserve">, </w:t>
+      </w:r>
+      <w:r>
+        <w:rPr>
+          <w:rFonts w:ascii="Liberation Mono" w:hAnsi="Liberation Mono"/>
+        </w:rPr>
+        <w:t>Ticket.razor</w:t>
+      </w:r>
+      <w:r>
+        <w:rPr/>
+        <w:t xml:space="preserve">, </w:t>
+      </w:r>
+      <w:r>
+        <w:rPr>
+          <w:rFonts w:ascii="Liberation Mono" w:hAnsi="Liberation Mono"/>
+        </w:rPr>
+        <w:t>VentasPOS.razor.cs</w:t>
+      </w:r>
+      <w:r>
+        <w:rPr/>
+        <w:t xml:space="preserve">, </w:t>
+      </w:r>
+      <w:r>
+        <w:rPr>
+          <w:rFonts w:ascii="Liberation Mono" w:hAnsi="Liberation Mono"/>
+        </w:rPr>
+        <w:t>Home.razor</w:t>
+      </w:r>
+      <w:r>
+        <w:rPr/>
+        <w:t xml:space="preserve">, </w:t>
+      </w:r>
+      <w:r>
+        <w:rPr>
+          <w:rFonts w:ascii="Liberation Mono" w:hAnsi="Liberation Mono"/>
+        </w:rPr>
+        <w:t>DireccionSepomex.razor</w:t>
+      </w:r>
+      <w:r>
+        <w:rPr/>
+        <w:t>.</w:t>
+      </w:r>
+    </w:p>
+    <w:p>
+      <w:pPr>
+        <w:pStyle w:val="BodyText"/>
+        <w:spacing w:before="0" w:after="140"/>
+        <w:rPr/>
+      </w:pPr>
+      <w:r>
+        <w:rPr/>
       </w:r>
     </w:p>
     <w:sectPr>
@@ -5721,6 +6287,7 @@
       <w:pgNumType w:fmt="decimal"/>
       <w:formProt w:val="false"/>
       <w:textDirection w:val="lrTb"/>
+      <w:docGrid w:type="default" w:linePitch="100" w:charSpace="0"/>
     </w:sectPr>
   </w:body>
 </w:document>
@@ -5732,7 +6299,6 @@
     <w:lvl w:ilvl="0">
       <w:start w:val="1"/>
       <w:numFmt w:val="none"/>
-      <w:pStyle w:val="Heading1"/>
       <w:suff w:val="nothing"/>
       <w:lvlText w:val=""/>
       <w:lvlJc w:val="left"/>
@@ -5742,36 +6308,9 @@
         </w:tabs>
         <w:ind w:left="0" w:hanging="0"/>
       </w:pPr>
+      <w:rPr/>
     </w:lvl>
     <w:lvl w:ilvl="1">
-      <w:start w:val="1"/>
-      <w:numFmt w:val="none"/>
-      <w:pStyle w:val="Heading2"/>
-      <w:suff w:val="nothing"/>
-      <w:lvlText w:val=""/>
-      <w:lvlJc w:val="left"/>
-      <w:pPr>
-        <w:tabs>
-          <w:tab w:val="num" w:pos="0"/>
-        </w:tabs>
-        <w:ind w:left="0" w:hanging="0"/>
-      </w:pPr>
-    </w:lvl>
-    <w:lvl w:ilvl="2">
-      <w:start w:val="1"/>
-      <w:numFmt w:val="none"/>
-      <w:pStyle w:val="Heading3"/>
-      <w:suff w:val="nothing"/>
-      <w:lvlText w:val=""/>
-      <w:lvlJc w:val="left"/>
-      <w:pPr>
-        <w:tabs>
-          <w:tab w:val="num" w:pos="0"/>
-        </w:tabs>
-        <w:ind w:left="0" w:hanging="0"/>
-      </w:pPr>
-    </w:lvl>
-    <w:lvl w:ilvl="3">
       <w:start w:val="1"/>
       <w:numFmt w:val="none"/>
       <w:suff w:val="nothing"/>
@@ -5783,8 +6322,9 @@
         </w:tabs>
         <w:ind w:left="0" w:hanging="0"/>
       </w:pPr>
-    </w:lvl>
-    <w:lvl w:ilvl="4">
+      <w:rPr/>
+    </w:lvl>
+    <w:lvl w:ilvl="2">
       <w:start w:val="1"/>
       <w:numFmt w:val="none"/>
       <w:suff w:val="nothing"/>
@@ -5796,8 +6336,9 @@
         </w:tabs>
         <w:ind w:left="0" w:hanging="0"/>
       </w:pPr>
-    </w:lvl>
-    <w:lvl w:ilvl="5">
+      <w:rPr/>
+    </w:lvl>
+    <w:lvl w:ilvl="3">
       <w:start w:val="1"/>
       <w:numFmt w:val="none"/>
       <w:suff w:val="nothing"/>
@@ -5809,8 +6350,9 @@
         </w:tabs>
         <w:ind w:left="0" w:hanging="0"/>
       </w:pPr>
-    </w:lvl>
-    <w:lvl w:ilvl="6">
+      <w:rPr/>
+    </w:lvl>
+    <w:lvl w:ilvl="4">
       <w:start w:val="1"/>
       <w:numFmt w:val="none"/>
       <w:suff w:val="nothing"/>
@@ -5822,8 +6364,9 @@
         </w:tabs>
         <w:ind w:left="0" w:hanging="0"/>
       </w:pPr>
-    </w:lvl>
-    <w:lvl w:ilvl="7">
+      <w:rPr/>
+    </w:lvl>
+    <w:lvl w:ilvl="5">
       <w:start w:val="1"/>
       <w:numFmt w:val="none"/>
       <w:suff w:val="nothing"/>
@@ -5835,8 +6378,9 @@
         </w:tabs>
         <w:ind w:left="0" w:hanging="0"/>
       </w:pPr>
-    </w:lvl>
-    <w:lvl w:ilvl="8">
+      <w:rPr/>
+    </w:lvl>
+    <w:lvl w:ilvl="6">
       <w:start w:val="1"/>
       <w:numFmt w:val="none"/>
       <w:suff w:val="nothing"/>
@@ -5848,6 +6392,35 @@
         </w:tabs>
         <w:ind w:left="0" w:hanging="0"/>
       </w:pPr>
+      <w:rPr/>
+    </w:lvl>
+    <w:lvl w:ilvl="7">
+      <w:start w:val="1"/>
+      <w:numFmt w:val="none"/>
+      <w:suff w:val="nothing"/>
+      <w:lvlText w:val=""/>
+      <w:lvlJc w:val="left"/>
+      <w:pPr>
+        <w:tabs>
+          <w:tab w:val="num" w:pos="0"/>
+        </w:tabs>
+        <w:ind w:left="0" w:hanging="0"/>
+      </w:pPr>
+      <w:rPr/>
+    </w:lvl>
+    <w:lvl w:ilvl="8">
+      <w:start w:val="1"/>
+      <w:numFmt w:val="none"/>
+      <w:suff w:val="nothing"/>
+      <w:lvlText w:val=""/>
+      <w:lvlJc w:val="left"/>
+      <w:pPr>
+        <w:tabs>
+          <w:tab w:val="num" w:pos="0"/>
+        </w:tabs>
+        <w:ind w:left="0" w:hanging="0"/>
+      </w:pPr>
+      <w:rPr/>
     </w:lvl>
   </w:abstractNum>
   <w:abstractNum w:abstractNumId="2">
@@ -7903,6 +8476,262 @@
       <w:rPr>
         <w:rFonts w:ascii="Symbol" w:hAnsi="Symbol" w:cs="Symbol" w:hint="default"/>
       </w:rPr>
+    </w:lvl>
+  </w:abstractNum>
+  <w:abstractNum w:abstractNumId="17">
+    <w:lvl w:ilvl="0">
+      <w:start w:val="1"/>
+      <w:numFmt w:val="bullet"/>
+      <w:lvlText w:val=""/>
+      <w:lvlJc w:val="left"/>
+      <w:pPr>
+        <w:tabs>
+          <w:tab w:val="num" w:pos="709"/>
+        </w:tabs>
+        <w:ind w:left="709" w:hanging="283"/>
+      </w:pPr>
+      <w:rPr>
+        <w:rFonts w:ascii="Symbol" w:hAnsi="Symbol" w:cs="Symbol" w:hint="default"/>
+      </w:rPr>
+    </w:lvl>
+    <w:lvl w:ilvl="1">
+      <w:start w:val="1"/>
+      <w:numFmt w:val="bullet"/>
+      <w:lvlText w:val=""/>
+      <w:lvlJc w:val="left"/>
+      <w:pPr>
+        <w:tabs>
+          <w:tab w:val="num" w:pos="1418"/>
+        </w:tabs>
+        <w:ind w:left="1418" w:hanging="283"/>
+      </w:pPr>
+      <w:rPr>
+        <w:rFonts w:ascii="Symbol" w:hAnsi="Symbol" w:cs="Symbol" w:hint="default"/>
+      </w:rPr>
+    </w:lvl>
+    <w:lvl w:ilvl="2">
+      <w:start w:val="1"/>
+      <w:numFmt w:val="bullet"/>
+      <w:lvlText w:val=""/>
+      <w:lvlJc w:val="left"/>
+      <w:pPr>
+        <w:tabs>
+          <w:tab w:val="num" w:pos="2127"/>
+        </w:tabs>
+        <w:ind w:left="2127" w:hanging="283"/>
+      </w:pPr>
+      <w:rPr>
+        <w:rFonts w:ascii="Symbol" w:hAnsi="Symbol" w:cs="Symbol" w:hint="default"/>
+      </w:rPr>
+    </w:lvl>
+    <w:lvl w:ilvl="3">
+      <w:start w:val="1"/>
+      <w:numFmt w:val="bullet"/>
+      <w:lvlText w:val=""/>
+      <w:lvlJc w:val="left"/>
+      <w:pPr>
+        <w:tabs>
+          <w:tab w:val="num" w:pos="2836"/>
+        </w:tabs>
+        <w:ind w:left="2836" w:hanging="283"/>
+      </w:pPr>
+      <w:rPr>
+        <w:rFonts w:ascii="Symbol" w:hAnsi="Symbol" w:cs="Symbol" w:hint="default"/>
+      </w:rPr>
+    </w:lvl>
+    <w:lvl w:ilvl="4">
+      <w:start w:val="1"/>
+      <w:numFmt w:val="bullet"/>
+      <w:lvlText w:val=""/>
+      <w:lvlJc w:val="left"/>
+      <w:pPr>
+        <w:tabs>
+          <w:tab w:val="num" w:pos="3545"/>
+        </w:tabs>
+        <w:ind w:left="3545" w:hanging="283"/>
+      </w:pPr>
+      <w:rPr>
+        <w:rFonts w:ascii="Symbol" w:hAnsi="Symbol" w:cs="Symbol" w:hint="default"/>
+      </w:rPr>
+    </w:lvl>
+    <w:lvl w:ilvl="5">
+      <w:start w:val="1"/>
+      <w:numFmt w:val="bullet"/>
+      <w:lvlText w:val=""/>
+      <w:lvlJc w:val="left"/>
+      <w:pPr>
+        <w:tabs>
+          <w:tab w:val="num" w:pos="4254"/>
+        </w:tabs>
+        <w:ind w:left="4254" w:hanging="283"/>
+      </w:pPr>
+      <w:rPr>
+        <w:rFonts w:ascii="Symbol" w:hAnsi="Symbol" w:cs="Symbol" w:hint="default"/>
+      </w:rPr>
+    </w:lvl>
+    <w:lvl w:ilvl="6">
+      <w:start w:val="1"/>
+      <w:numFmt w:val="bullet"/>
+      <w:lvlText w:val=""/>
+      <w:lvlJc w:val="left"/>
+      <w:pPr>
+        <w:tabs>
+          <w:tab w:val="num" w:pos="4963"/>
+        </w:tabs>
+        <w:ind w:left="4963" w:hanging="283"/>
+      </w:pPr>
+      <w:rPr>
+        <w:rFonts w:ascii="Symbol" w:hAnsi="Symbol" w:cs="Symbol" w:hint="default"/>
+      </w:rPr>
+    </w:lvl>
+    <w:lvl w:ilvl="7">
+      <w:start w:val="1"/>
+      <w:numFmt w:val="bullet"/>
+      <w:lvlText w:val=""/>
+      <w:lvlJc w:val="left"/>
+      <w:pPr>
+        <w:tabs>
+          <w:tab w:val="num" w:pos="5672"/>
+        </w:tabs>
+        <w:ind w:left="5672" w:hanging="283"/>
+      </w:pPr>
+      <w:rPr>
+        <w:rFonts w:ascii="Symbol" w:hAnsi="Symbol" w:cs="Symbol" w:hint="default"/>
+      </w:rPr>
+    </w:lvl>
+    <w:lvl w:ilvl="8">
+      <w:start w:val="1"/>
+      <w:numFmt w:val="bullet"/>
+      <w:lvlText w:val=""/>
+      <w:lvlJc w:val="left"/>
+      <w:pPr>
+        <w:tabs>
+          <w:tab w:val="num" w:pos="6381"/>
+        </w:tabs>
+        <w:ind w:left="6381" w:hanging="283"/>
+      </w:pPr>
+      <w:rPr>
+        <w:rFonts w:ascii="Symbol" w:hAnsi="Symbol" w:cs="Symbol" w:hint="default"/>
+      </w:rPr>
+    </w:lvl>
+  </w:abstractNum>
+  <w:abstractNum w:abstractNumId="18">
+    <w:lvl w:ilvl="0">
+      <w:start w:val="1"/>
+      <w:numFmt w:val="none"/>
+      <w:suff w:val="nothing"/>
+      <w:lvlText w:val=""/>
+      <w:lvlJc w:val="left"/>
+      <w:pPr>
+        <w:tabs>
+          <w:tab w:val="num" w:pos="0"/>
+        </w:tabs>
+        <w:ind w:left="0" w:hanging="0"/>
+      </w:pPr>
+    </w:lvl>
+    <w:lvl w:ilvl="1">
+      <w:start w:val="1"/>
+      <w:numFmt w:val="none"/>
+      <w:suff w:val="nothing"/>
+      <w:lvlText w:val=""/>
+      <w:lvlJc w:val="left"/>
+      <w:pPr>
+        <w:tabs>
+          <w:tab w:val="num" w:pos="0"/>
+        </w:tabs>
+        <w:ind w:left="0" w:hanging="0"/>
+      </w:pPr>
+    </w:lvl>
+    <w:lvl w:ilvl="2">
+      <w:start w:val="1"/>
+      <w:numFmt w:val="none"/>
+      <w:suff w:val="nothing"/>
+      <w:lvlText w:val=""/>
+      <w:lvlJc w:val="left"/>
+      <w:pPr>
+        <w:tabs>
+          <w:tab w:val="num" w:pos="0"/>
+        </w:tabs>
+        <w:ind w:left="0" w:hanging="0"/>
+      </w:pPr>
+    </w:lvl>
+    <w:lvl w:ilvl="3">
+      <w:start w:val="1"/>
+      <w:numFmt w:val="none"/>
+      <w:suff w:val="nothing"/>
+      <w:lvlText w:val=""/>
+      <w:lvlJc w:val="left"/>
+      <w:pPr>
+        <w:tabs>
+          <w:tab w:val="num" w:pos="0"/>
+        </w:tabs>
+        <w:ind w:left="0" w:hanging="0"/>
+      </w:pPr>
+    </w:lvl>
+    <w:lvl w:ilvl="4">
+      <w:start w:val="1"/>
+      <w:numFmt w:val="none"/>
+      <w:suff w:val="nothing"/>
+      <w:lvlText w:val=""/>
+      <w:lvlJc w:val="left"/>
+      <w:pPr>
+        <w:tabs>
+          <w:tab w:val="num" w:pos="0"/>
+        </w:tabs>
+        <w:ind w:left="0" w:hanging="0"/>
+      </w:pPr>
+    </w:lvl>
+    <w:lvl w:ilvl="5">
+      <w:start w:val="1"/>
+      <w:numFmt w:val="none"/>
+      <w:suff w:val="nothing"/>
+      <w:lvlText w:val=""/>
+      <w:lvlJc w:val="left"/>
+      <w:pPr>
+        <w:tabs>
+          <w:tab w:val="num" w:pos="0"/>
+        </w:tabs>
+        <w:ind w:left="0" w:hanging="0"/>
+      </w:pPr>
+    </w:lvl>
+    <w:lvl w:ilvl="6">
+      <w:start w:val="1"/>
+      <w:numFmt w:val="none"/>
+      <w:suff w:val="nothing"/>
+      <w:lvlText w:val=""/>
+      <w:lvlJc w:val="left"/>
+      <w:pPr>
+        <w:tabs>
+          <w:tab w:val="num" w:pos="0"/>
+        </w:tabs>
+        <w:ind w:left="0" w:hanging="0"/>
+      </w:pPr>
+    </w:lvl>
+    <w:lvl w:ilvl="7">
+      <w:start w:val="1"/>
+      <w:numFmt w:val="none"/>
+      <w:suff w:val="nothing"/>
+      <w:lvlText w:val=""/>
+      <w:lvlJc w:val="left"/>
+      <w:pPr>
+        <w:tabs>
+          <w:tab w:val="num" w:pos="0"/>
+        </w:tabs>
+        <w:ind w:left="0" w:hanging="0"/>
+      </w:pPr>
+    </w:lvl>
+    <w:lvl w:ilvl="8">
+      <w:start w:val="1"/>
+      <w:numFmt w:val="none"/>
+      <w:suff w:val="nothing"/>
+      <w:lvlText w:val=""/>
+      <w:lvlJc w:val="left"/>
+      <w:pPr>
+        <w:tabs>
+          <w:tab w:val="num" w:pos="0"/>
+        </w:tabs>
+        <w:ind w:left="0" w:hanging="0"/>
+      </w:pPr>
     </w:lvl>
   </w:abstractNum>
   <w:num w:numId="1">
@@ -7953,6 +8782,12 @@
   <w:num w:numId="16">
     <w:abstractNumId w:val="16"/>
   </w:num>
+  <w:num w:numId="17">
+    <w:abstractNumId w:val="17"/>
+  </w:num>
+  <w:num w:numId="18">
+    <w:abstractNumId w:val="18"/>
+  </w:num>
 </w:numbering>
 </file>
 
@@ -7970,7 +8805,6 @@
     </w:rPrDefault>
     <w:pPrDefault>
       <w:pPr>
-        <w:widowControl/>
         <w:suppressAutoHyphens w:val="true"/>
       </w:pPr>
     </w:pPrDefault>
@@ -7980,7 +8814,10 @@
     <w:qFormat/>
     <w:pPr>
       <w:widowControl/>
+      <w:suppressAutoHyphens w:val="true"/>
       <w:bidi w:val="0"/>
+      <w:spacing w:before="0" w:after="0"/>
+      <w:jc w:val="left"/>
     </w:pPr>
     <w:rPr>
       <w:rFonts w:ascii="Arial" w:hAnsi="Arial" w:eastAsia="NSimSun" w:cs="Lucida Sans"/>
@@ -7993,7 +8830,7 @@
   </w:style>
   <w:style w:type="paragraph" w:styleId="Heading1">
     <w:name w:val="heading 1"/>
-    <w:basedOn w:val="Ttulo"/>
+    <w:basedOn w:val="Ttulouser"/>
     <w:next w:val="BodyText"/>
     <w:qFormat/>
     <w:pPr>
@@ -8013,7 +8850,7 @@
   </w:style>
   <w:style w:type="paragraph" w:styleId="Heading2">
     <w:name w:val="heading 2"/>
-    <w:basedOn w:val="Ttulo"/>
+    <w:basedOn w:val="Ttulouser"/>
     <w:next w:val="BodyText"/>
     <w:qFormat/>
     <w:pPr>
@@ -8033,7 +8870,7 @@
   </w:style>
   <w:style w:type="paragraph" w:styleId="Heading3">
     <w:name w:val="heading 3"/>
-    <w:basedOn w:val="Ttulo"/>
+    <w:basedOn w:val="Ttulouser"/>
     <w:next w:val="BodyText"/>
     <w:qFormat/>
     <w:pPr>
@@ -8049,6 +8886,13 @@
       <w:bCs/>
       <w:sz w:val="28"/>
       <w:szCs w:val="28"/>
+    </w:rPr>
+  </w:style>
+  <w:style w:type="character" w:styleId="Bolosuser">
+    <w:name w:val="Bolos (user)"/>
+    <w:qFormat/>
+    <w:rPr>
+      <w:rFonts w:ascii="OpenSymbol" w:hAnsi="OpenSymbol" w:eastAsia="OpenSymbol" w:cs="OpenSymbol"/>
     </w:rPr>
   </w:style>
   <w:style w:type="character" w:styleId="Bolos">
@@ -8118,8 +8962,35 @@
       <w:sz w:val="24"/>
     </w:rPr>
   </w:style>
-  <w:style w:type="paragraph" w:styleId="Textopreformateado">
-    <w:name w:val="Texto preformateado"/>
+  <w:style w:type="paragraph" w:styleId="Ttulouser">
+    <w:name w:val="Título (user)"/>
+    <w:basedOn w:val="Normal"/>
+    <w:next w:val="BodyText"/>
+    <w:qFormat/>
+    <w:pPr>
+      <w:keepNext w:val="true"/>
+      <w:spacing w:before="240" w:after="120"/>
+    </w:pPr>
+    <w:rPr>
+      <w:rFonts w:ascii="Times New Roman" w:hAnsi="Times New Roman" w:eastAsia="Microsoft YaHei" w:cs="Lucida Sans"/>
+      <w:sz w:val="28"/>
+      <w:szCs w:val="28"/>
+    </w:rPr>
+  </w:style>
+  <w:style w:type="paragraph" w:styleId="ndiceuser">
+    <w:name w:val="Índice (user)"/>
+    <w:basedOn w:val="Normal"/>
+    <w:qFormat/>
+    <w:pPr>
+      <w:suppressLineNumbers/>
+    </w:pPr>
+    <w:rPr>
+      <w:rFonts w:ascii="Arial" w:hAnsi="Arial" w:cs="Lucida Sans"/>
+      <w:sz w:val="24"/>
+    </w:rPr>
+  </w:style>
+  <w:style w:type="paragraph" w:styleId="Textopreformateadouser">
+    <w:name w:val="Texto preformateado (user)"/>
     <w:basedOn w:val="Normal"/>
     <w:qFormat/>
     <w:pPr>
@@ -8131,8 +9002,8 @@
       <w:szCs w:val="20"/>
     </w:rPr>
   </w:style>
-  <w:style w:type="paragraph" w:styleId="Lneahorizontal">
-    <w:name w:val="Línea horizontal"/>
+  <w:style w:type="paragraph" w:styleId="Lneahorizontaluser">
+    <w:name w:val="Línea horizontal (user)"/>
     <w:basedOn w:val="Normal"/>
     <w:next w:val="BodyText"/>
     <w:qFormat/>
@@ -8148,8 +9019,8 @@
       <w:szCs w:val="12"/>
     </w:rPr>
   </w:style>
-  <w:style w:type="paragraph" w:styleId="Contenidodelatabla">
-    <w:name w:val="Contenido de la tabla"/>
+  <w:style w:type="paragraph" w:styleId="Contenidodelatablauser">
+    <w:name w:val="Contenido de la tabla (user)"/>
     <w:basedOn w:val="Normal"/>
     <w:qFormat/>
     <w:pPr>
@@ -8158,9 +9029,9 @@
     </w:pPr>
     <w:rPr/>
   </w:style>
-  <w:style w:type="paragraph" w:styleId="Ttulodelatabla">
-    <w:name w:val="Título de la tabla"/>
-    <w:basedOn w:val="Contenidodelatabla"/>
+  <w:style w:type="paragraph" w:styleId="Ttulodelatablauser">
+    <w:name w:val="Título de la tabla (user)"/>
+    <w:basedOn w:val="Contenidodelatablauser"/>
     <w:qFormat/>
     <w:pPr>
       <w:suppressLineNumbers/>
@@ -8171,8 +9042,8 @@
       <w:bCs/>
     </w:rPr>
   </w:style>
-  <w:style w:type="paragraph" w:styleId="Citaenbloque">
-    <w:name w:val="Cita en bloque"/>
+  <w:style w:type="paragraph" w:styleId="Citaenbloqueuser">
+    <w:name w:val="Cita en bloque (user)"/>
     <w:basedOn w:val="Normal"/>
     <w:qFormat/>
     <w:pPr>
@@ -8180,6 +9051,19 @@
       <w:ind w:hanging="0" w:left="567" w:right="567"/>
     </w:pPr>
     <w:rPr/>
+  </w:style>
+  <w:style w:type="paragraph" w:styleId="Textopreformateado">
+    <w:name w:val="Texto preformateado"/>
+    <w:basedOn w:val="Normal"/>
+    <w:qFormat/>
+    <w:pPr>
+      <w:spacing w:before="0" w:after="0"/>
+    </w:pPr>
+    <w:rPr>
+      <w:rFonts w:ascii="Liberation Mono" w:hAnsi="Liberation Mono" w:eastAsia="NSimSun" w:cs="Liberation Mono"/>
+      <w:sz w:val="20"/>
+      <w:szCs w:val="20"/>
+    </w:rPr>
   </w:style>
 </w:styles>
 </file>
